--- a/Module-4/4.2 Assignment KRD flowchart.docx
+++ b/Module-4/4.2 Assignment KRD flowchart.docx
@@ -3,28 +3,20 @@
 <w:document xmlns:wpc="http://schemas.microsoft.com/office/word/2010/wordprocessingCanvas" xmlns:cx="http://schemas.microsoft.com/office/drawing/2014/chartex" xmlns:cx1="http://schemas.microsoft.com/office/drawing/2015/9/8/chartex" xmlns:cx2="http://schemas.microsoft.com/office/drawing/2015/10/21/chartex" xmlns:cx3="http://schemas.microsoft.com/office/drawing/2016/5/9/chartex" xmlns:cx4="http://schemas.microsoft.com/office/drawing/2016/5/10/chartex" xmlns:cx5="http://schemas.microsoft.com/office/drawing/2016/5/11/chartex" xmlns:cx6="http://schemas.microsoft.com/office/drawing/2016/5/12/chartex" xmlns:cx7="http://schemas.microsoft.com/office/drawing/2016/5/13/chartex" xmlns:cx8="http://schemas.microsoft.com/office/drawing/2016/5/14/chartex" xmlns:mc="http://schemas.openxmlformats.org/markup-compatibility/2006" xmlns:aink="http://schemas.microsoft.com/office/drawing/2016/ink" xmlns:am3d="http://schemas.microsoft.com/office/drawing/2017/model3d" xmlns:o="urn:schemas-microsoft-com:office:office" xmlns:oel="http://schemas.microsoft.com/office/2019/extlst" xmlns:r="http://schemas.openxmlformats.org/officeDocument/2006/relationships" xmlns:m="http://schemas.openxmlformats.org/officeDocument/2006/math" xmlns:v="urn:schemas-microsoft-com:vml" xmlns:wp14="http://schemas.microsoft.com/office/word/2010/wordprocessingDrawing" xmlns:wp="http://schemas.openxmlformats.org/drawingml/2006/wordprocessingDrawing" xmlns:w10="urn:schemas-microsoft-com:office:word" xmlns:w="http://schemas.openxmlformats.org/wordprocessingml/2006/main" xmlns:w14="http://schemas.microsoft.com/office/word/2010/wordml" xmlns:w15="http://schemas.microsoft.com/office/word/2012/wordml" xmlns:w16cex="http://schemas.microsoft.com/office/word/2018/wordml/cex" xmlns:w16cid="http://schemas.microsoft.com/office/word/2016/wordml/cid" xmlns:w16="http://schemas.microsoft.com/office/word/2018/wordml" xmlns:w16du="http://schemas.microsoft.com/office/word/2023/wordml/word16du" xmlns:w16sdtdh="http://schemas.microsoft.com/office/word/2020/wordml/sdtdatahash" xmlns:w16sdtfl="http://schemas.microsoft.com/office/word/2024/wordml/sdtformatlock" xmlns:w16se="http://schemas.microsoft.com/office/word/2015/wordml/symex" xmlns:wpg="http://schemas.microsoft.com/office/word/2010/wordprocessingGroup" xmlns:wpi="http://schemas.microsoft.com/office/word/2010/wordprocessingInk" xmlns:wne="http://schemas.microsoft.com/office/word/2006/wordml" xmlns:wps="http://schemas.microsoft.com/office/word/2010/wordprocessingShape" mc:Ignorable="w14 w15 w16se w16cid w16 w16cex w16sdtdh w16sdtfl w16du wp14">
   <w:body>
     <w:p>
+      <w:pPr>
+        <w:rPr>
+          <w:noProof/>
+        </w:rPr>
+      </w:pPr>
       <w:r>
+        <w:rPr>
+          <w:noProof/>
+        </w:rPr>
         <w:drawing>
-          <wp:anchor distT="0" distB="0" distL="114300" distR="114300" simplePos="0" relativeHeight="251658240" behindDoc="1" locked="0" layoutInCell="1" allowOverlap="1" wp14:anchorId="01E2396A" wp14:editId="18AC4C90">
-            <wp:simplePos x="0" y="0"/>
-            <wp:positionH relativeFrom="margin">
-              <wp:align>center</wp:align>
-            </wp:positionH>
-            <wp:positionV relativeFrom="paragraph">
-              <wp:posOffset>44</wp:posOffset>
-            </wp:positionV>
-            <wp:extent cx="2238704" cy="8766835"/>
-            <wp:effectExtent l="0" t="0" r="9525" b="0"/>
-            <wp:wrapTight wrapText="bothSides">
-              <wp:wrapPolygon edited="0">
-                <wp:start x="0" y="0"/>
-                <wp:lineTo x="0" y="21544"/>
-                <wp:lineTo x="21508" y="21544"/>
-                <wp:lineTo x="21508" y="0"/>
-                <wp:lineTo x="0" y="0"/>
-              </wp:wrapPolygon>
-            </wp:wrapTight>
-            <wp:docPr id="1380479176" name="Picture 1"/>
+          <wp:inline distT="0" distB="0" distL="0" distR="0" wp14:anchorId="4E9973FB" wp14:editId="734DEC9F">
+            <wp:extent cx="5943600" cy="7153910"/>
+            <wp:effectExtent l="0" t="0" r="0" b="8890"/>
+            <wp:docPr id="1784447705" name="Picture 2"/>
             <wp:cNvGraphicFramePr>
               <a:graphicFrameLocks xmlns:a="http://schemas.openxmlformats.org/drawingml/2006/main" noChangeAspect="1"/>
             </wp:cNvGraphicFramePr>
@@ -32,8 +24,10 @@
               <a:graphicData uri="http://schemas.openxmlformats.org/drawingml/2006/picture">
                 <pic:pic xmlns:pic="http://schemas.openxmlformats.org/drawingml/2006/picture">
                   <pic:nvPicPr>
-                    <pic:cNvPr id="1380479176" name=""/>
-                    <pic:cNvPicPr/>
+                    <pic:cNvPr id="0" name="Picture 6"/>
+                    <pic:cNvPicPr>
+                      <a:picLocks noChangeAspect="1" noChangeArrowheads="1"/>
+                    </pic:cNvPicPr>
                   </pic:nvPicPr>
                   <pic:blipFill>
                     <a:blip r:embed="rId6">
@@ -43,32 +37,32 @@
                         </a:ext>
                       </a:extLst>
                     </a:blip>
+                    <a:srcRect/>
                     <a:stretch>
                       <a:fillRect/>
                     </a:stretch>
                   </pic:blipFill>
-                  <pic:spPr>
+                  <pic:spPr bwMode="auto">
                     <a:xfrm>
                       <a:off x="0" y="0"/>
-                      <a:ext cx="2238704" cy="8766835"/>
+                      <a:ext cx="5943600" cy="7153910"/>
                     </a:xfrm>
                     <a:prstGeom prst="rect">
                       <a:avLst/>
                     </a:prstGeom>
+                    <a:noFill/>
+                    <a:ln>
+                      <a:noFill/>
+                    </a:ln>
                   </pic:spPr>
                 </pic:pic>
               </a:graphicData>
             </a:graphic>
-            <wp14:sizeRelH relativeFrom="margin">
-              <wp14:pctWidth>0</wp14:pctWidth>
-            </wp14:sizeRelH>
-            <wp14:sizeRelV relativeFrom="margin">
-              <wp14:pctHeight>0</wp14:pctHeight>
-            </wp14:sizeRelV>
-          </wp:anchor>
+          </wp:inline>
         </w:drawing>
       </w:r>
     </w:p>
+    <w:p/>
     <w:sectPr>
       <w:headerReference w:type="default" r:id="rId7"/>
       <w:pgSz w:w="12240" w:h="15840"/>
@@ -145,7 +139,10 @@
       <w:pStyle w:val="Header"/>
     </w:pPr>
     <w:r>
-      <w:t>09/28/2026</w:t>
+      <w:t>10/03</w:t>
+    </w:r>
+    <w:r>
+      <w:t>/2026</w:t>
     </w:r>
   </w:p>
   <w:p>
@@ -762,7 +759,6 @@
   <w:style w:type="character" w:default="1" w:styleId="DefaultParagraphFont">
     <w:name w:val="Default Paragraph Font"/>
     <w:uiPriority w:val="1"/>
-    <w:semiHidden/>
     <w:unhideWhenUsed/>
   </w:style>
   <w:style w:type="table" w:default="1" w:styleId="TableNormal">
